--- a/制作ノート_25077_urn.docx
+++ b/制作ノート_25077_urn.docx
@@ -47,7 +47,7 @@
       <w:pPr>
         <w:ind w:leftChars="3028" w:left="6662"/>
         <w:rPr>
-          <w:rFonts w:ascii="ＭＳ Ｐ明朝" w:eastAsia="ＭＳ Ｐ明朝" w:hAnsi="ＭＳ Ｐ明朝" w:hint="eastAsia"/>
+          <w:rFonts w:ascii="ＭＳ Ｐ明朝" w:eastAsia="ＭＳ Ｐ明朝" w:hAnsi="ＭＳ Ｐ明朝"/>
         </w:rPr>
       </w:pPr>
       <w:r>
@@ -74,14 +74,13 @@
         <w:rPr>
           <w:rFonts w:ascii="ＭＳ Ｐ明朝" w:eastAsia="ＭＳ Ｐ明朝" w:hAnsi="ＭＳ Ｐ明朝" w:hint="eastAsia"/>
         </w:rPr>
-        <w:t>テーマ１：</w:t>
-      </w:r>
-      <w:r>
-        <w:rPr>
-          <w:rFonts w:ascii="ＭＳ Ｐ明朝" w:eastAsia="ＭＳ Ｐ明朝" w:hAnsi="ＭＳ Ｐ明朝" w:hint="eastAsia"/>
-          <w:u w:val="single"/>
-        </w:rPr>
-        <w:t>XXXXXXXXXXXXXXXXXXXXXXXXXXXXXXXXXXXXXXXXXXXXXXXXXXXXXXX</w:t>
+        <w:t>テーマ１</w:t>
+      </w:r>
+      <w:r>
+        <w:rPr>
+          <w:rFonts w:ascii="ＭＳ Ｐ明朝" w:eastAsia="ＭＳ Ｐ明朝" w:hAnsi="ＭＳ Ｐ明朝" w:hint="eastAsia"/>
+        </w:rPr>
+        <w:t xml:space="preserve">　福岡のラーメンの歴史紹介</w:t>
       </w:r>
     </w:p>
     <w:p>
@@ -105,9 +104,30 @@
       </w:pPr>
       <w:r>
         <w:rPr>
-          <w:rFonts w:ascii="ＭＳ Ｐ明朝" w:eastAsia="ＭＳ Ｐ明朝" w:hAnsi="ＭＳ Ｐ明朝" w:hint="eastAsia"/>
-        </w:rPr>
-        <w:t>XXXXXXXXXXXXXXXXXXXXXXXXXXXXXXXXXXXXXXXXXXXXXXXXXXXXXXXXXXXXXXXXXXXXXXXXXXXXXXXXXXXXXXXXXXXXXXXXXXXXXXXXXXXXXXXXXXXXXXXXXXXXXXXXXXXXXXXXXXXXXXXXXXXXXXXXXXXXXXXXXXXXXXXXXXXXXXXXXXXXXXXXXXXXXXXXXXXXXXXXXXXXXXXXｘ</w:t>
+          <w:rFonts w:ascii="ＭＳ Ｐ明朝" w:eastAsia="ＭＳ Ｐ明朝" w:hAnsi="ＭＳ Ｐ明朝"/>
+        </w:rPr>
+        <w:t>①福岡の食文化への理解を深めるためラーメンがどのように誕生し、地域に根付いてきたのかを知ることで、福岡の食文化や暮らしへの理解を深める。②</w:t>
+      </w:r>
+      <w:r>
+        <w:rPr>
+          <w:rFonts w:ascii="ＭＳ Ｐ明朝" w:eastAsia="ＭＳ Ｐ明朝" w:hAnsi="ＭＳ Ｐ明朝"/>
+          <w:b/>
+          <w:bCs/>
+        </w:rPr>
+        <w:t>観光や地域活性化につなげるため</w:t>
+      </w:r>
+    </w:p>
+    <w:p>
+      <w:pPr>
+        <w:rPr>
+          <w:rFonts w:ascii="ＭＳ Ｐ明朝" w:eastAsia="ＭＳ Ｐ明朝" w:hAnsi="ＭＳ Ｐ明朝"/>
+        </w:rPr>
+      </w:pPr>
+      <w:r>
+        <w:rPr>
+          <w:rFonts w:ascii="ＭＳ Ｐ明朝" w:eastAsia="ＭＳ Ｐ明朝" w:hAnsi="ＭＳ Ｐ明朝"/>
+        </w:rPr>
+        <w:t>ラーメンの歴史や特徴を知ってもらい、福岡を訪れて実際に味わいたいと思ってもらう。</w:t>
       </w:r>
     </w:p>
     <w:p>
@@ -133,22 +153,53 @@
     <w:p>
       <w:pPr>
         <w:rPr>
-          <w:rFonts w:ascii="ＭＳ Ｐ明朝" w:eastAsia="ＭＳ Ｐ明朝" w:hAnsi="ＭＳ Ｐ明朝"/>
-        </w:rPr>
-      </w:pPr>
-      <w:r>
-        <w:rPr>
-          <w:rFonts w:ascii="ＭＳ Ｐ明朝" w:eastAsia="ＭＳ Ｐ明朝" w:hAnsi="ＭＳ Ｐ明朝" w:hint="eastAsia"/>
-        </w:rPr>
-        <w:t>XXXXXXXXXXXXXXXXXXXXXXXXXXXXXXXXXXXXXXXXXXXXXXXXXXXXXXXXXXXXXXXXXXXXXXXXXXXXXXXXXXXXXXXXXXXXXXXXXXXXXXXXXXXXXXXXXXXXXXXXXXXXXXXXXXXXXXXXXXXXXXXXXXXXXXXXXXXXXXXXXXXXXXXXXXXXXXXXXXXXXXXXXXXXXXXXXXXXXXXXXXXXXXXX</w:t>
-      </w:r>
-    </w:p>
-    <w:p>
-      <w:pPr>
-        <w:rPr>
-          <w:rFonts w:ascii="ＭＳ Ｐ明朝" w:eastAsia="ＭＳ Ｐ明朝" w:hAnsi="ＭＳ Ｐ明朝"/>
-        </w:rPr>
-      </w:pPr>
+          <w:rFonts w:ascii="ＭＳ Ｐ明朝" w:eastAsia="ＭＳ Ｐ明朝" w:hAnsi="ＭＳ Ｐ明朝" w:hint="eastAsia"/>
+        </w:rPr>
+      </w:pPr>
+      <w:r>
+        <w:rPr>
+          <w:rFonts w:ascii="ＭＳ Ｐ明朝" w:eastAsia="ＭＳ Ｐ明朝" w:hAnsi="ＭＳ Ｐ明朝"/>
+        </w:rPr>
+        <w:t>福岡県外の人・観光客</w:t>
+      </w:r>
+      <w:r>
+        <w:rPr>
+          <w:rFonts w:ascii="ＭＳ Ｐ明朝" w:eastAsia="ＭＳ Ｐ明朝" w:hAnsi="ＭＳ Ｐ明朝" w:hint="eastAsia"/>
+        </w:rPr>
+        <w:t xml:space="preserve">　</w:t>
+      </w:r>
+    </w:p>
+    <w:p>
+      <w:pPr>
+        <w:rPr>
+          <w:rFonts w:ascii="ＭＳ Ｐ明朝" w:eastAsia="ＭＳ Ｐ明朝" w:hAnsi="ＭＳ Ｐ明朝"/>
+        </w:rPr>
+      </w:pPr>
+      <w:r>
+        <w:rPr>
+          <w:rFonts w:ascii="ＭＳ Ｐ明朝" w:eastAsia="ＭＳ Ｐ明朝" w:hAnsi="ＭＳ Ｐ明朝"/>
+        </w:rPr>
+        <w:t>ラーメン好き・グルメ愛好家</w:t>
+      </w:r>
+      <w:r>
+        <w:rPr>
+          <w:rFonts w:ascii="ＭＳ Ｐ明朝" w:eastAsia="ＭＳ Ｐ明朝" w:hAnsi="ＭＳ Ｐ明朝" w:hint="eastAsia"/>
+        </w:rPr>
+        <w:t xml:space="preserve">　</w:t>
+      </w:r>
+    </w:p>
+    <w:p>
+      <w:pPr>
+        <w:rPr>
+          <w:rFonts w:ascii="ＭＳ Ｐ明朝" w:eastAsia="ＭＳ Ｐ明朝" w:hAnsi="ＭＳ Ｐ明朝" w:hint="eastAsia"/>
+        </w:rPr>
+      </w:pPr>
+      <w:r>
+        <w:rPr>
+          <w:rFonts w:ascii="ＭＳ Ｐ明朝" w:eastAsia="ＭＳ Ｐ明朝" w:hAnsi="ＭＳ Ｐ明朝"/>
+        </w:rPr>
+        <w:t>福岡ラーメン（特に豚骨ラーメン）は全国的にも知名度が高く、観光資源としての価値が大きい。そのため、福岡を訪れる観光客は現地で本場の味や文化的背景を知りたいというニーズを持っている。また、ラーメン愛好家は単なる味だけでなく、その成立過程や地域ごとの特徴にも強い関心を持つ傾向がある。</w:t>
+      </w:r>
     </w:p>
     <w:p>
       <w:pPr>
@@ -200,6 +251,12 @@
         </w:rPr>
         <w:t>6月</w:t>
       </w:r>
+      <w:r>
+        <w:rPr>
+          <w:rFonts w:ascii="ＭＳ Ｐ明朝" w:eastAsia="ＭＳ Ｐ明朝" w:hAnsi="ＭＳ Ｐ明朝" w:hint="eastAsia"/>
+        </w:rPr>
+        <w:t xml:space="preserve">　　　テーマの設定</w:t>
+      </w:r>
     </w:p>
     <w:p>
       <w:pPr>
@@ -213,6 +270,12 @@
         </w:rPr>
         <w:t>7月</w:t>
       </w:r>
+      <w:r>
+        <w:rPr>
+          <w:rFonts w:ascii="ＭＳ Ｐ明朝" w:eastAsia="ＭＳ Ｐ明朝" w:hAnsi="ＭＳ Ｐ明朝" w:hint="eastAsia"/>
+        </w:rPr>
+        <w:t xml:space="preserve">　　　PowerPoint制作</w:t>
+      </w:r>
     </w:p>
     <w:p>
       <w:pPr>
@@ -226,6 +289,18 @@
         </w:rPr>
         <w:t>8月</w:t>
       </w:r>
+      <w:r>
+        <w:rPr>
+          <w:rFonts w:ascii="ＭＳ Ｐ明朝" w:eastAsia="ＭＳ Ｐ明朝" w:hAnsi="ＭＳ Ｐ明朝" w:hint="eastAsia"/>
+        </w:rPr>
+        <w:t xml:space="preserve">　　　</w:t>
+      </w:r>
+      <w:r>
+        <w:rPr>
+          <w:rFonts w:ascii="ＭＳ Ｐ明朝" w:eastAsia="ＭＳ Ｐ明朝" w:hAnsi="ＭＳ Ｐ明朝" w:hint="eastAsia"/>
+        </w:rPr>
+        <w:t>素材集め</w:t>
+      </w:r>
     </w:p>
     <w:p>
       <w:pPr>
@@ -239,6 +314,18 @@
         </w:rPr>
         <w:t>9月</w:t>
       </w:r>
+      <w:r>
+        <w:rPr>
+          <w:rFonts w:ascii="ＭＳ Ｐ明朝" w:eastAsia="ＭＳ Ｐ明朝" w:hAnsi="ＭＳ Ｐ明朝" w:hint="eastAsia"/>
+        </w:rPr>
+        <w:t xml:space="preserve">　　　</w:t>
+      </w:r>
+      <w:r>
+        <w:rPr>
+          <w:rFonts w:ascii="ＭＳ Ｐ明朝" w:eastAsia="ＭＳ Ｐ明朝" w:hAnsi="ＭＳ Ｐ明朝" w:hint="eastAsia"/>
+        </w:rPr>
+        <w:t>未定</w:t>
+      </w:r>
     </w:p>
     <w:p>
       <w:pPr>
@@ -252,6 +339,12 @@
         </w:rPr>
         <w:t>１０月</w:t>
       </w:r>
+      <w:r>
+        <w:rPr>
+          <w:rFonts w:ascii="ＭＳ Ｐ明朝" w:eastAsia="ＭＳ Ｐ明朝" w:hAnsi="ＭＳ Ｐ明朝" w:hint="eastAsia"/>
+        </w:rPr>
+        <w:t xml:space="preserve">　　未定</w:t>
+      </w:r>
     </w:p>
     <w:p>
       <w:pPr>
@@ -265,6 +358,12 @@
         </w:rPr>
         <w:t>11月</w:t>
       </w:r>
+      <w:r>
+        <w:rPr>
+          <w:rFonts w:ascii="ＭＳ Ｐ明朝" w:eastAsia="ＭＳ Ｐ明朝" w:hAnsi="ＭＳ Ｐ明朝" w:hint="eastAsia"/>
+        </w:rPr>
+        <w:t xml:space="preserve">　　未定</w:t>
+      </w:r>
     </w:p>
     <w:p>
       <w:pPr>
@@ -278,6 +377,12 @@
         </w:rPr>
         <w:t>12月</w:t>
       </w:r>
+      <w:r>
+        <w:rPr>
+          <w:rFonts w:ascii="ＭＳ Ｐ明朝" w:eastAsia="ＭＳ Ｐ明朝" w:hAnsi="ＭＳ Ｐ明朝" w:hint="eastAsia"/>
+        </w:rPr>
+        <w:t xml:space="preserve">　　未定</w:t>
+      </w:r>
     </w:p>
     <w:p>
       <w:pPr>
@@ -291,6 +396,12 @@
         </w:rPr>
         <w:t>1月</w:t>
       </w:r>
+      <w:r>
+        <w:rPr>
+          <w:rFonts w:ascii="ＭＳ Ｐ明朝" w:eastAsia="ＭＳ Ｐ明朝" w:hAnsi="ＭＳ Ｐ明朝" w:hint="eastAsia"/>
+        </w:rPr>
+        <w:t xml:space="preserve">　　　未定</w:t>
+      </w:r>
     </w:p>
     <w:p>
       <w:pPr>
@@ -304,6 +415,12 @@
         </w:rPr>
         <w:t>2月</w:t>
       </w:r>
+      <w:r>
+        <w:rPr>
+          <w:rFonts w:ascii="ＭＳ Ｐ明朝" w:eastAsia="ＭＳ Ｐ明朝" w:hAnsi="ＭＳ Ｐ明朝" w:hint="eastAsia"/>
+        </w:rPr>
+        <w:t xml:space="preserve">　　　修正</w:t>
+      </w:r>
     </w:p>
     <w:p>
       <w:pPr>
@@ -317,6 +434,12 @@
         </w:rPr>
         <w:t>3月</w:t>
       </w:r>
+      <w:r>
+        <w:rPr>
+          <w:rFonts w:ascii="ＭＳ Ｐ明朝" w:eastAsia="ＭＳ Ｐ明朝" w:hAnsi="ＭＳ Ｐ明朝" w:hint="eastAsia"/>
+        </w:rPr>
+        <w:t xml:space="preserve">　　　最終確認　提出</w:t>
+      </w:r>
     </w:p>
     <w:p>
       <w:pPr>
@@ -341,7 +464,7 @@
         <w:rPr>
           <w:rFonts w:ascii="ＭＳ Ｐ明朝" w:eastAsia="ＭＳ Ｐ明朝" w:hAnsi="ＭＳ Ｐ明朝" w:hint="eastAsia"/>
         </w:rPr>
-        <w:t>XXXXXXXXXXXXXXXXXXXXXXXXXXXXXXXXXXXXXXXXXXXXXXXXXXXXXXXXXXXXXXXXXXXXXXXXXXXXXXXXXXXXXXXXXXXXXXXXXXXXXXXXXXXXXXXXXXXXXXXXXXXXXXXXXXXXXXXXXXXXXXXXXXXXXXXXXXXXXXXXXXXXXXXXXXXXXXXXXXXXXXXXXXXXXXXXXXXXXXXXXXXXXXXX</w:t>
+        <w:t>スマートフォン</w:t>
       </w:r>
     </w:p>
     <w:p>
@@ -379,9 +502,9 @@
       </w:pPr>
       <w:r>
         <w:rPr>
-          <w:rFonts w:ascii="ＭＳ Ｐ明朝" w:eastAsia="ＭＳ Ｐ明朝" w:hAnsi="ＭＳ Ｐ明朝" w:hint="eastAsia"/>
-        </w:rPr>
-        <w:t>XXXXXXXXXXXXXXXXXXXXXXXXXXXXXXXXXXXXXXXXXXXXXXXXXXXXXXXXXXXXXXXXXXXXXXXXXXXXXXXXXXXXXXXXXXXXXXXXXXXXXXXXXXXXXXXXXXXXXXXXXXXXXXXXXXXXXXXXXXXXXXXXXXXXXXXXXXXXXXXXXXXXXXXXXXXXXXXXXXXXXXXXXXXXXXXXXXXXXXXXXXXXXXXX</w:t>
+          <w:rFonts w:ascii="ＭＳ Ｐ明朝" w:eastAsia="ＭＳ Ｐ明朝" w:hAnsi="ＭＳ Ｐ明朝"/>
+        </w:rPr>
+        <w:t>福岡のラーメン（特に豚骨ラーメン）がどのように誕生し、地域に定着・発展してきたのかを整理し、その文化的背景を理解することを目的とする。</w:t>
       </w:r>
     </w:p>
     <w:p>
@@ -407,22 +530,15 @@
     <w:p>
       <w:pPr>
         <w:rPr>
-          <w:rFonts w:ascii="ＭＳ Ｐ明朝" w:eastAsia="ＭＳ Ｐ明朝" w:hAnsi="ＭＳ Ｐ明朝"/>
-        </w:rPr>
-      </w:pPr>
-      <w:r>
-        <w:rPr>
-          <w:rFonts w:ascii="ＭＳ Ｐ明朝" w:eastAsia="ＭＳ Ｐ明朝" w:hAnsi="ＭＳ Ｐ明朝" w:hint="eastAsia"/>
-        </w:rPr>
-        <w:t>XXXXXXXXXXXXXXXXXXXXXXXXXXXXXXXXXXXXXXXXXXXXXXXXXXXXXXXXXXXXXXXXXXXXXXXXXXXXXXXXXXXXXXXXXXXXXXXXXXXXXXXXXXXXXXXXXXXXXXXXXXXXXXXXXXXXXXXXXXXXXXXXXXXXXXXXXXXXXXXXXXXXXXXXXXXXXXXXXXXXXXXXXXXXXXXXXXXXXXXXXXXXXXXX</w:t>
-      </w:r>
-    </w:p>
-    <w:p>
-      <w:pPr>
-        <w:rPr>
-          <w:rFonts w:ascii="ＭＳ Ｐ明朝" w:eastAsia="ＭＳ Ｐ明朝" w:hAnsi="ＭＳ Ｐ明朝"/>
-        </w:rPr>
-      </w:pPr>
+          <w:rFonts w:ascii="ＭＳ Ｐ明朝" w:eastAsia="ＭＳ Ｐ明朝" w:hAnsi="ＭＳ Ｐ明朝" w:hint="eastAsia"/>
+        </w:rPr>
+      </w:pPr>
+      <w:r>
+        <w:rPr>
+          <w:rFonts w:ascii="ＭＳ Ｐ明朝" w:eastAsia="ＭＳ Ｐ明朝" w:hAnsi="ＭＳ Ｐ明朝" w:hint="eastAsia"/>
+        </w:rPr>
+        <w:t>Google</w:t>
+      </w:r>
     </w:p>
     <w:p>
       <w:pPr>
@@ -443,6 +559,12 @@
           <w:rFonts w:ascii="ＭＳ Ｐ明朝" w:eastAsia="ＭＳ Ｐ明朝" w:hAnsi="ＭＳ Ｐ明朝"/>
         </w:rPr>
       </w:pPr>
+      <w:r>
+        <w:rPr>
+          <w:rFonts w:ascii="ＭＳ Ｐ明朝" w:eastAsia="ＭＳ Ｐ明朝" w:hAnsi="ＭＳ Ｐ明朝"/>
+        </w:rPr>
+        <w:t>福岡ラーメン（豚骨ラーメン）は、単なる食文化ではなく、地域の生活環境や歴史的背景と深く結びついて発展してきたことが分かる。特に、屋台文化の存在が普及の大きな要因となっており、手軽さや安価さが労働者層の需要と合致したことで、地域に定着したと考えられる。</w:t>
+      </w:r>
     </w:p>
     <w:p>
       <w:pPr>
@@ -1065,7 +1187,6 @@
   <w:style w:type="character" w:default="1" w:styleId="a0">
     <w:name w:val="Default Paragraph Font"/>
     <w:uiPriority w:val="1"/>
-    <w:semiHidden/>
     <w:unhideWhenUsed/>
   </w:style>
   <w:style w:type="table" w:default="1" w:styleId="a1">

--- a/制作ノート_25077_urn.docx
+++ b/制作ノート_25077_urn.docx
@@ -80,7 +80,7 @@
         <w:rPr>
           <w:rFonts w:ascii="ＭＳ Ｐ明朝" w:eastAsia="ＭＳ Ｐ明朝" w:hAnsi="ＭＳ Ｐ明朝" w:hint="eastAsia"/>
         </w:rPr>
-        <w:t xml:space="preserve">　福岡のラーメンの歴史紹介</w:t>
+        <w:t xml:space="preserve">　福岡のラーメン紹介</w:t>
       </w:r>
     </w:p>
     <w:p>
@@ -106,7 +106,7 @@
         <w:rPr>
           <w:rFonts w:ascii="ＭＳ Ｐ明朝" w:eastAsia="ＭＳ Ｐ明朝" w:hAnsi="ＭＳ Ｐ明朝"/>
         </w:rPr>
-        <w:t>①福岡の食文化への理解を深めるためラーメンがどのように誕生し、地域に根付いてきたのかを知ることで、福岡の食文化や暮らしへの理解を深める。②</w:t>
+        <w:t>福岡の食文化への理解を深めるためラーメンがどのように誕生し、地域に根付いてきたのかを知ることで、福岡の食文化や暮らしへの理解を深める。②</w:t>
       </w:r>
       <w:r>
         <w:rPr>
@@ -153,45 +153,26 @@
     <w:p>
       <w:pPr>
         <w:rPr>
-          <w:rFonts w:ascii="ＭＳ Ｐ明朝" w:eastAsia="ＭＳ Ｐ明朝" w:hAnsi="ＭＳ Ｐ明朝" w:hint="eastAsia"/>
-        </w:rPr>
-      </w:pPr>
-      <w:r>
-        <w:rPr>
-          <w:rFonts w:ascii="ＭＳ Ｐ明朝" w:eastAsia="ＭＳ Ｐ明朝" w:hAnsi="ＭＳ Ｐ明朝"/>
-        </w:rPr>
-        <w:t>福岡県外の人・観光客</w:t>
-      </w:r>
-      <w:r>
-        <w:rPr>
-          <w:rFonts w:ascii="ＭＳ Ｐ明朝" w:eastAsia="ＭＳ Ｐ明朝" w:hAnsi="ＭＳ Ｐ明朝" w:hint="eastAsia"/>
-        </w:rPr>
-        <w:t xml:space="preserve">　</w:t>
-      </w:r>
-    </w:p>
-    <w:p>
-      <w:pPr>
-        <w:rPr>
-          <w:rFonts w:ascii="ＭＳ Ｐ明朝" w:eastAsia="ＭＳ Ｐ明朝" w:hAnsi="ＭＳ Ｐ明朝"/>
-        </w:rPr>
-      </w:pPr>
-      <w:r>
-        <w:rPr>
-          <w:rFonts w:ascii="ＭＳ Ｐ明朝" w:eastAsia="ＭＳ Ｐ明朝" w:hAnsi="ＭＳ Ｐ明朝"/>
-        </w:rPr>
-        <w:t>ラーメン好き・グルメ愛好家</w:t>
-      </w:r>
-      <w:r>
-        <w:rPr>
-          <w:rFonts w:ascii="ＭＳ Ｐ明朝" w:eastAsia="ＭＳ Ｐ明朝" w:hAnsi="ＭＳ Ｐ明朝" w:hint="eastAsia"/>
-        </w:rPr>
-        <w:t xml:space="preserve">　</w:t>
-      </w:r>
-    </w:p>
-    <w:p>
-      <w:pPr>
-        <w:rPr>
-          <w:rFonts w:ascii="ＭＳ Ｐ明朝" w:eastAsia="ＭＳ Ｐ明朝" w:hAnsi="ＭＳ Ｐ明朝" w:hint="eastAsia"/>
+          <w:rFonts w:ascii="ＭＳ Ｐ明朝" w:eastAsia="ＭＳ Ｐ明朝" w:hAnsi="ＭＳ Ｐ明朝"/>
+        </w:rPr>
+      </w:pPr>
+      <w:r>
+        <w:rPr>
+          <w:rFonts w:ascii="ＭＳ Ｐ明朝" w:eastAsia="ＭＳ Ｐ明朝" w:hAnsi="ＭＳ Ｐ明朝"/>
+        </w:rPr>
+        <w:t>・観光客</w:t>
+      </w:r>
+      <w:r>
+        <w:rPr>
+          <w:rFonts w:ascii="ＭＳ Ｐ明朝" w:eastAsia="ＭＳ Ｐ明朝" w:hAnsi="ＭＳ Ｐ明朝" w:hint="eastAsia"/>
+        </w:rPr>
+        <w:t xml:space="preserve">　　</w:t>
+      </w:r>
+    </w:p>
+    <w:p>
+      <w:pPr>
+        <w:rPr>
+          <w:rFonts w:ascii="ＭＳ Ｐ明朝" w:eastAsia="ＭＳ Ｐ明朝" w:hAnsi="ＭＳ Ｐ明朝"/>
         </w:rPr>
       </w:pPr>
       <w:r>
@@ -274,7 +255,13 @@
         <w:rPr>
           <w:rFonts w:ascii="ＭＳ Ｐ明朝" w:eastAsia="ＭＳ Ｐ明朝" w:hAnsi="ＭＳ Ｐ明朝" w:hint="eastAsia"/>
         </w:rPr>
-        <w:t xml:space="preserve">　　　PowerPoint制作</w:t>
+        <w:t xml:space="preserve">　　　</w:t>
+      </w:r>
+      <w:r>
+        <w:rPr>
+          <w:rFonts w:ascii="ＭＳ Ｐ明朝" w:eastAsia="ＭＳ Ｐ明朝" w:hAnsi="ＭＳ Ｐ明朝" w:hint="eastAsia"/>
+        </w:rPr>
+        <w:t>素材集め</w:t>
       </w:r>
     </w:p>
     <w:p>
@@ -324,7 +311,7 @@
         <w:rPr>
           <w:rFonts w:ascii="ＭＳ Ｐ明朝" w:eastAsia="ＭＳ Ｐ明朝" w:hAnsi="ＭＳ Ｐ明朝" w:hint="eastAsia"/>
         </w:rPr>
-        <w:t>未定</w:t>
+        <w:t>ウェブ制作</w:t>
       </w:r>
     </w:p>
     <w:p>
@@ -343,7 +330,13 @@
         <w:rPr>
           <w:rFonts w:ascii="ＭＳ Ｐ明朝" w:eastAsia="ＭＳ Ｐ明朝" w:hAnsi="ＭＳ Ｐ明朝" w:hint="eastAsia"/>
         </w:rPr>
-        <w:t xml:space="preserve">　　未定</w:t>
+        <w:t xml:space="preserve">　　</w:t>
+      </w:r>
+      <w:r>
+        <w:rPr>
+          <w:rFonts w:ascii="ＭＳ Ｐ明朝" w:eastAsia="ＭＳ Ｐ明朝" w:hAnsi="ＭＳ Ｐ明朝" w:hint="eastAsia"/>
+        </w:rPr>
+        <w:t>ウェブ制作</w:t>
       </w:r>
     </w:p>
     <w:p>
@@ -362,7 +355,13 @@
         <w:rPr>
           <w:rFonts w:ascii="ＭＳ Ｐ明朝" w:eastAsia="ＭＳ Ｐ明朝" w:hAnsi="ＭＳ Ｐ明朝" w:hint="eastAsia"/>
         </w:rPr>
-        <w:t xml:space="preserve">　　未定</w:t>
+        <w:t xml:space="preserve">　　</w:t>
+      </w:r>
+      <w:r>
+        <w:rPr>
+          <w:rFonts w:ascii="ＭＳ Ｐ明朝" w:eastAsia="ＭＳ Ｐ明朝" w:hAnsi="ＭＳ Ｐ明朝" w:hint="eastAsia"/>
+        </w:rPr>
+        <w:t>ウェブ制作</w:t>
       </w:r>
     </w:p>
     <w:p>
@@ -381,64 +380,13 @@
         <w:rPr>
           <w:rFonts w:ascii="ＭＳ Ｐ明朝" w:eastAsia="ＭＳ Ｐ明朝" w:hAnsi="ＭＳ Ｐ明朝" w:hint="eastAsia"/>
         </w:rPr>
-        <w:t xml:space="preserve">　　未定</w:t>
-      </w:r>
-    </w:p>
-    <w:p>
-      <w:pPr>
-        <w:rPr>
-          <w:rFonts w:ascii="ＭＳ Ｐ明朝" w:eastAsia="ＭＳ Ｐ明朝" w:hAnsi="ＭＳ Ｐ明朝"/>
-        </w:rPr>
-      </w:pPr>
-      <w:r>
-        <w:rPr>
-          <w:rFonts w:ascii="ＭＳ Ｐ明朝" w:eastAsia="ＭＳ Ｐ明朝" w:hAnsi="ＭＳ Ｐ明朝" w:hint="eastAsia"/>
-        </w:rPr>
-        <w:t>1月</w:t>
-      </w:r>
-      <w:r>
-        <w:rPr>
-          <w:rFonts w:ascii="ＭＳ Ｐ明朝" w:eastAsia="ＭＳ Ｐ明朝" w:hAnsi="ＭＳ Ｐ明朝" w:hint="eastAsia"/>
-        </w:rPr>
-        <w:t xml:space="preserve">　　　未定</w:t>
-      </w:r>
-    </w:p>
-    <w:p>
-      <w:pPr>
-        <w:rPr>
-          <w:rFonts w:ascii="ＭＳ Ｐ明朝" w:eastAsia="ＭＳ Ｐ明朝" w:hAnsi="ＭＳ Ｐ明朝"/>
-        </w:rPr>
-      </w:pPr>
-      <w:r>
-        <w:rPr>
-          <w:rFonts w:ascii="ＭＳ Ｐ明朝" w:eastAsia="ＭＳ Ｐ明朝" w:hAnsi="ＭＳ Ｐ明朝" w:hint="eastAsia"/>
-        </w:rPr>
-        <w:t>2月</w:t>
-      </w:r>
-      <w:r>
-        <w:rPr>
-          <w:rFonts w:ascii="ＭＳ Ｐ明朝" w:eastAsia="ＭＳ Ｐ明朝" w:hAnsi="ＭＳ Ｐ明朝" w:hint="eastAsia"/>
-        </w:rPr>
-        <w:t xml:space="preserve">　　　修正</w:t>
-      </w:r>
-    </w:p>
-    <w:p>
-      <w:pPr>
-        <w:rPr>
-          <w:rFonts w:ascii="ＭＳ Ｐ明朝" w:eastAsia="ＭＳ Ｐ明朝" w:hAnsi="ＭＳ Ｐ明朝"/>
-        </w:rPr>
-      </w:pPr>
-      <w:r>
-        <w:rPr>
-          <w:rFonts w:ascii="ＭＳ Ｐ明朝" w:eastAsia="ＭＳ Ｐ明朝" w:hAnsi="ＭＳ Ｐ明朝" w:hint="eastAsia"/>
-        </w:rPr>
-        <w:t>3月</w:t>
-      </w:r>
-      <w:r>
-        <w:rPr>
-          <w:rFonts w:ascii="ＭＳ Ｐ明朝" w:eastAsia="ＭＳ Ｐ明朝" w:hAnsi="ＭＳ Ｐ明朝" w:hint="eastAsia"/>
-        </w:rPr>
-        <w:t xml:space="preserve">　　　最終確認　提出</w:t>
+        <w:t xml:space="preserve">　　</w:t>
+      </w:r>
+      <w:r>
+        <w:rPr>
+          <w:rFonts w:ascii="ＭＳ Ｐ明朝" w:eastAsia="ＭＳ Ｐ明朝" w:hAnsi="ＭＳ Ｐ明朝" w:hint="eastAsia"/>
+        </w:rPr>
+        <w:t>最終確認　提出</w:t>
       </w:r>
     </w:p>
     <w:p>
@@ -497,14 +445,39 @@
     <w:p>
       <w:pPr>
         <w:rPr>
-          <w:rFonts w:ascii="ＭＳ Ｐ明朝" w:eastAsia="ＭＳ Ｐ明朝" w:hAnsi="ＭＳ Ｐ明朝"/>
-        </w:rPr>
-      </w:pPr>
-      <w:r>
-        <w:rPr>
-          <w:rFonts w:ascii="ＭＳ Ｐ明朝" w:eastAsia="ＭＳ Ｐ明朝" w:hAnsi="ＭＳ Ｐ明朝"/>
-        </w:rPr>
-        <w:t>福岡のラーメン（特に豚骨ラーメン）がどのように誕生し、地域に定着・発展してきたのかを整理し、その文化的背景を理解することを目的とする。</w:t>
+          <w:rFonts w:ascii="ＭＳ Ｐ明朝" w:eastAsia="ＭＳ Ｐ明朝" w:hAnsi="ＭＳ Ｐ明朝" w:hint="eastAsia"/>
+        </w:rPr>
+      </w:pPr>
+      <w:r>
+        <w:rPr>
+          <w:rFonts w:ascii="ＭＳ Ｐ明朝" w:eastAsia="ＭＳ Ｐ明朝" w:hAnsi="ＭＳ Ｐ明朝" w:hint="eastAsia"/>
+        </w:rPr>
+        <w:t>ウェブページ</w:t>
+      </w:r>
+      <w:r>
+        <w:rPr>
+          <w:rFonts w:ascii="ＭＳ Ｐ明朝" w:eastAsia="ＭＳ Ｐ明朝" w:hAnsi="ＭＳ Ｐ明朝" w:hint="eastAsia"/>
+        </w:rPr>
+        <w:t>に</w:t>
+      </w:r>
+      <w:r>
+        <w:rPr>
+          <w:rFonts w:ascii="ＭＳ Ｐ明朝" w:eastAsia="ＭＳ Ｐ明朝" w:hAnsi="ＭＳ Ｐ明朝"/>
+        </w:rPr>
+        <w:t>福岡のラーメンがどのように誕生し、</w:t>
+      </w:r>
+      <w:r>
+        <w:rPr>
+          <w:rFonts w:ascii="ＭＳ Ｐ明朝" w:eastAsia="ＭＳ Ｐ明朝" w:hAnsi="ＭＳ Ｐ明朝" w:hint="eastAsia"/>
+        </w:rPr>
+        <w:t>それぞれの各地で生まれたラーメンの成り行きや歴史を1ペー</w:t>
+      </w:r>
+      <w:r>
+        <w:rPr>
+          <w:rFonts w:ascii="ＭＳ Ｐ明朝" w:eastAsia="ＭＳ Ｐ明朝" w:hAnsi="ＭＳ Ｐ明朝" w:hint="eastAsia"/>
+        </w:rPr>
+        <w:lastRenderedPageBreak/>
+        <w:t>ジにまとめ自分の足で運んだラーメン屋に取材し写真やデータをウェブページに掲載する。</w:t>
       </w:r>
     </w:p>
     <w:p>
@@ -539,6 +512,18 @@
         </w:rPr>
         <w:t>Google</w:t>
       </w:r>
+      <w:r>
+        <w:rPr>
+          <w:rFonts w:ascii="ＭＳ Ｐ明朝" w:eastAsia="ＭＳ Ｐ明朝" w:hAnsi="ＭＳ Ｐ明朝" w:hint="eastAsia"/>
+        </w:rPr>
+        <w:t xml:space="preserve">　夏休みに自分が足を運んで写真や食べた感想をメモする</w:t>
+      </w:r>
+      <w:r>
+        <w:rPr>
+          <w:rFonts w:ascii="ＭＳ Ｐ明朝" w:eastAsia="ＭＳ Ｐ明朝" w:hAnsi="ＭＳ Ｐ明朝" w:hint="eastAsia"/>
+        </w:rPr>
+        <w:t>。主に久留米ラーメン、博多ラーメン、長浜ラーメンを扱っているお店に情報収集する。</w:t>
+      </w:r>
     </w:p>
     <w:p>
       <w:pPr>
@@ -563,15 +548,1007 @@
         <w:rPr>
           <w:rFonts w:ascii="ＭＳ Ｐ明朝" w:eastAsia="ＭＳ Ｐ明朝" w:hAnsi="ＭＳ Ｐ明朝"/>
         </w:rPr>
-        <w:t>福岡ラーメン（豚骨ラーメン）は、単なる食文化ではなく、地域の生活環境や歴史的背景と深く結びついて発展してきたことが分かる。特に、屋台文化の存在が普及の大きな要因となっており、手軽さや安価さが労働者層の需要と合致したことで、地域に定着したと考えられる。</w:t>
-      </w:r>
-    </w:p>
-    <w:p>
-      <w:pPr>
-        <w:rPr>
-          <w:rFonts w:ascii="ＭＳ Ｐ明朝" w:eastAsia="ＭＳ Ｐ明朝" w:hAnsi="ＭＳ Ｐ明朝"/>
-        </w:rPr>
-      </w:pPr>
+        <w:t>福岡のラーメン文化について、歴史的背景、地域ごとのスタイル、そして近年のトレンドという3つの視点から分析しま</w:t>
+      </w:r>
+      <w:r>
+        <w:rPr>
+          <w:rFonts w:ascii="ＭＳ Ｐ明朝" w:eastAsia="ＭＳ Ｐ明朝" w:hAnsi="ＭＳ Ｐ明朝" w:hint="eastAsia"/>
+        </w:rPr>
+        <w:t>した。</w:t>
+      </w:r>
+      <w:r>
+        <w:rPr>
+          <w:rFonts w:ascii="ＭＳ Ｐ明朝" w:eastAsia="ＭＳ Ｐ明朝" w:hAnsi="ＭＳ Ｐ明朝"/>
+        </w:rPr>
+        <w:t>福岡県内の豚骨ラーメンは、主に</w:t>
+      </w:r>
+      <w:r>
+        <w:rPr>
+          <w:rFonts w:ascii="ＭＳ Ｐ明朝" w:eastAsia="ＭＳ Ｐ明朝" w:hAnsi="ＭＳ Ｐ明朝"/>
+          <w:b/>
+          <w:bCs/>
+        </w:rPr>
+        <w:t>久留米・博多・長浜</w:t>
+      </w:r>
+      <w:r>
+        <w:rPr>
+          <w:rFonts w:ascii="ＭＳ Ｐ明朝" w:eastAsia="ＭＳ Ｐ明朝" w:hAnsi="ＭＳ Ｐ明朝"/>
+        </w:rPr>
+        <w:t>の3つの発祥地ごとに独自の進化を遂げてきました。</w:t>
+      </w:r>
+    </w:p>
+    <w:p>
+      <w:pPr>
+        <w:rPr>
+          <w:rFonts w:ascii="Ami R" w:eastAsia="Ami R" w:hAnsiTheme="majorEastAsia" w:hint="eastAsia"/>
+          <w:b/>
+          <w:bCs/>
+        </w:rPr>
+      </w:pPr>
+      <w:r>
+        <w:rPr>
+          <w:rFonts w:ascii="ＭＳ 明朝" w:eastAsia="ＭＳ 明朝" w:hAnsi="ＭＳ 明朝" w:cs="ＭＳ 明朝" w:hint="eastAsia"/>
+          <w:b/>
+          <w:bCs/>
+        </w:rPr>
+        <w:t>久留米</w:t>
+      </w:r>
+      <w:r>
+        <w:rPr>
+          <w:rFonts w:ascii="Ami R" w:eastAsia="Ami R" w:hAnsi="Ami R" w:cs="Ami R" w:hint="eastAsia"/>
+          <w:b/>
+          <w:bCs/>
+        </w:rPr>
+        <w:t>ラ</w:t>
+      </w:r>
+      <w:r>
+        <w:rPr>
+          <w:rFonts w:ascii="ＭＳ 明朝" w:eastAsia="ＭＳ 明朝" w:hAnsi="ＭＳ 明朝" w:cs="ＭＳ 明朝" w:hint="eastAsia"/>
+          <w:b/>
+          <w:bCs/>
+        </w:rPr>
+        <w:t>ー</w:t>
+      </w:r>
+      <w:r>
+        <w:rPr>
+          <w:rFonts w:ascii="Ami R" w:eastAsia="Ami R" w:hAnsi="Ami R" w:cs="Ami R" w:hint="eastAsia"/>
+          <w:b/>
+          <w:bCs/>
+        </w:rPr>
+        <w:t>メン</w:t>
+      </w:r>
+      <w:r>
+        <w:rPr>
+          <w:rFonts w:ascii="ＭＳ 明朝" w:eastAsia="ＭＳ 明朝" w:hAnsi="ＭＳ 明朝" w:cs="ＭＳ 明朝" w:hint="eastAsia"/>
+          <w:b/>
+          <w:bCs/>
+        </w:rPr>
+        <w:t>白濁豚骨</w:t>
+      </w:r>
+      <w:r>
+        <w:rPr>
+          <w:rFonts w:ascii="Ami R" w:eastAsia="Ami R" w:hAnsi="Ami R" w:cs="Ami R" w:hint="eastAsia"/>
+          <w:b/>
+          <w:bCs/>
+        </w:rPr>
+        <w:t>の</w:t>
+      </w:r>
+      <w:r>
+        <w:rPr>
+          <w:rFonts w:ascii="ＭＳ 明朝" w:eastAsia="ＭＳ 明朝" w:hAnsi="ＭＳ 明朝" w:cs="ＭＳ 明朝" w:hint="eastAsia"/>
+          <w:b/>
+          <w:bCs/>
+        </w:rPr>
+        <w:t>元祖</w:t>
+      </w:r>
+      <w:r>
+        <w:rPr>
+          <w:rFonts w:ascii="Ami R" w:eastAsia="Ami R" w:hAnsi="Ami R" w:cs="Ami R" w:hint="eastAsia"/>
+          <w:b/>
+          <w:bCs/>
+        </w:rPr>
+        <w:t>（</w:t>
+      </w:r>
+      <w:r>
+        <w:rPr>
+          <w:rFonts w:ascii="ＭＳ 明朝" w:eastAsia="ＭＳ 明朝" w:hAnsi="ＭＳ 明朝" w:cs="ＭＳ 明朝" w:hint="eastAsia"/>
+          <w:b/>
+          <w:bCs/>
+        </w:rPr>
+        <w:t>屋台</w:t>
+      </w:r>
+      <w:r>
+        <w:rPr>
+          <w:rFonts w:ascii="Ami R" w:eastAsia="Ami R" w:hAnsi="Ami R" w:cs="Ami R" w:hint="eastAsia"/>
+          <w:b/>
+          <w:bCs/>
+        </w:rPr>
+        <w:t>「</w:t>
+      </w:r>
+      <w:r>
+        <w:rPr>
+          <w:rFonts w:ascii="ＭＳ 明朝" w:eastAsia="ＭＳ 明朝" w:hAnsi="ＭＳ 明朝" w:cs="ＭＳ 明朝" w:hint="eastAsia"/>
+          <w:b/>
+          <w:bCs/>
+        </w:rPr>
+        <w:t>三九</w:t>
+      </w:r>
+      <w:r>
+        <w:rPr>
+          <w:rFonts w:ascii="Ami R" w:eastAsia="Ami R" w:hAnsi="Ami R" w:cs="Ami R" w:hint="eastAsia"/>
+          <w:b/>
+          <w:bCs/>
+        </w:rPr>
+        <w:t>」など）「</w:t>
+      </w:r>
+      <w:r>
+        <w:rPr>
+          <w:rFonts w:ascii="ＭＳ 明朝" w:eastAsia="ＭＳ 明朝" w:hAnsi="ＭＳ 明朝" w:cs="ＭＳ 明朝" w:hint="eastAsia"/>
+          <w:b/>
+          <w:bCs/>
+        </w:rPr>
+        <w:t>呼</w:t>
+      </w:r>
+      <w:r>
+        <w:rPr>
+          <w:rFonts w:ascii="Ami R" w:eastAsia="Ami R" w:hAnsi="Ami R" w:cs="Ami R" w:hint="eastAsia"/>
+          <w:b/>
+          <w:bCs/>
+        </w:rPr>
+        <w:t>び</w:t>
+      </w:r>
+      <w:r>
+        <w:rPr>
+          <w:rFonts w:ascii="ＭＳ 明朝" w:eastAsia="ＭＳ 明朝" w:hAnsi="ＭＳ 明朝" w:cs="ＭＳ 明朝" w:hint="eastAsia"/>
+          <w:b/>
+          <w:bCs/>
+        </w:rPr>
+        <w:t>戻</w:t>
+      </w:r>
+      <w:r>
+        <w:rPr>
+          <w:rFonts w:ascii="Ami R" w:eastAsia="Ami R" w:hAnsi="Ami R" w:cs="Ami R" w:hint="eastAsia"/>
+          <w:b/>
+          <w:bCs/>
+        </w:rPr>
+        <w:t>し」と</w:t>
+      </w:r>
+      <w:r>
+        <w:rPr>
+          <w:rFonts w:ascii="ＭＳ 明朝" w:eastAsia="ＭＳ 明朝" w:hAnsi="ＭＳ 明朝" w:cs="ＭＳ 明朝" w:hint="eastAsia"/>
+          <w:b/>
+          <w:bCs/>
+        </w:rPr>
+        <w:t>呼</w:t>
+      </w:r>
+      <w:r>
+        <w:rPr>
+          <w:rFonts w:ascii="Ami R" w:eastAsia="Ami R" w:hAnsi="Ami R" w:cs="Ami R" w:hint="eastAsia"/>
+          <w:b/>
+          <w:bCs/>
+        </w:rPr>
+        <w:t>ばれるス</w:t>
+      </w:r>
+      <w:r>
+        <w:rPr>
+          <w:rFonts w:ascii="ＭＳ 明朝" w:eastAsia="ＭＳ 明朝" w:hAnsi="ＭＳ 明朝" w:cs="ＭＳ 明朝" w:hint="eastAsia"/>
+          <w:b/>
+          <w:bCs/>
+        </w:rPr>
+        <w:t>ー</w:t>
+      </w:r>
+      <w:r>
+        <w:rPr>
+          <w:rFonts w:ascii="Ami R" w:eastAsia="Ami R" w:hAnsi="Ami R" w:cs="Ami R" w:hint="eastAsia"/>
+          <w:b/>
+          <w:bCs/>
+        </w:rPr>
+        <w:t>プを</w:t>
+      </w:r>
+      <w:r>
+        <w:rPr>
+          <w:rFonts w:ascii="ＭＳ 明朝" w:eastAsia="ＭＳ 明朝" w:hAnsi="ＭＳ 明朝" w:cs="ＭＳ 明朝" w:hint="eastAsia"/>
+          <w:b/>
+          <w:bCs/>
+        </w:rPr>
+        <w:t>継</w:t>
+      </w:r>
+      <w:r>
+        <w:rPr>
+          <w:rFonts w:ascii="Ami R" w:eastAsia="Ami R" w:hAnsi="Ami R" w:cs="Ami R" w:hint="eastAsia"/>
+          <w:b/>
+          <w:bCs/>
+        </w:rPr>
+        <w:t>ぎ</w:t>
+      </w:r>
+      <w:r>
+        <w:rPr>
+          <w:rFonts w:ascii="ＭＳ 明朝" w:eastAsia="ＭＳ 明朝" w:hAnsi="ＭＳ 明朝" w:cs="ＭＳ 明朝" w:hint="eastAsia"/>
+          <w:b/>
+          <w:bCs/>
+        </w:rPr>
+        <w:t>足</w:t>
+      </w:r>
+      <w:r>
+        <w:rPr>
+          <w:rFonts w:ascii="Ami R" w:eastAsia="Ami R" w:hAnsi="Ami R" w:cs="Ami R" w:hint="eastAsia"/>
+          <w:b/>
+          <w:bCs/>
+        </w:rPr>
+        <w:t>し</w:t>
+      </w:r>
+      <w:r>
+        <w:rPr>
+          <w:rFonts w:ascii="ＭＳ 明朝" w:eastAsia="ＭＳ 明朝" w:hAnsi="ＭＳ 明朝" w:cs="ＭＳ 明朝" w:hint="eastAsia"/>
+          <w:b/>
+          <w:bCs/>
+        </w:rPr>
+        <w:t>続</w:t>
+      </w:r>
+      <w:r>
+        <w:rPr>
+          <w:rFonts w:ascii="Ami R" w:eastAsia="Ami R" w:hAnsi="Ami R" w:cs="Ami R" w:hint="eastAsia"/>
+          <w:b/>
+          <w:bCs/>
+        </w:rPr>
+        <w:t>ける</w:t>
+      </w:r>
+      <w:r>
+        <w:rPr>
+          <w:rFonts w:ascii="ＭＳ 明朝" w:eastAsia="ＭＳ 明朝" w:hAnsi="ＭＳ 明朝" w:cs="ＭＳ 明朝" w:hint="eastAsia"/>
+          <w:b/>
+          <w:bCs/>
+        </w:rPr>
+        <w:t>製法極</w:t>
+      </w:r>
+      <w:r>
+        <w:rPr>
+          <w:rFonts w:ascii="Ami R" w:eastAsia="Ami R" w:hAnsi="Ami R" w:cs="Ami R" w:hint="eastAsia"/>
+          <w:b/>
+          <w:bCs/>
+        </w:rPr>
+        <w:t>めて</w:t>
+      </w:r>
+      <w:r>
+        <w:rPr>
+          <w:rFonts w:ascii="ＭＳ 明朝" w:eastAsia="ＭＳ 明朝" w:hAnsi="ＭＳ 明朝" w:cs="ＭＳ 明朝" w:hint="eastAsia"/>
+          <w:b/>
+          <w:bCs/>
+        </w:rPr>
+        <w:t>濃厚</w:t>
+      </w:r>
+      <w:r>
+        <w:rPr>
+          <w:rFonts w:ascii="Ami R" w:eastAsia="Ami R" w:hAnsi="Ami R" w:cs="Ami R" w:hint="eastAsia"/>
+          <w:b/>
+          <w:bCs/>
+        </w:rPr>
+        <w:t>で</w:t>
+      </w:r>
+      <w:r>
+        <w:rPr>
+          <w:rFonts w:ascii="ＭＳ 明朝" w:eastAsia="ＭＳ 明朝" w:hAnsi="ＭＳ 明朝" w:cs="ＭＳ 明朝" w:hint="eastAsia"/>
+          <w:b/>
+          <w:bCs/>
+        </w:rPr>
+        <w:t>骨太</w:t>
+      </w:r>
+      <w:r>
+        <w:rPr>
+          <w:rFonts w:ascii="Ami R" w:eastAsia="Ami R" w:hAnsi="Ami R" w:cs="Ami R" w:hint="eastAsia"/>
+          <w:b/>
+          <w:bCs/>
+        </w:rPr>
+        <w:t>な</w:t>
+      </w:r>
+      <w:r>
+        <w:rPr>
+          <w:rFonts w:ascii="ＭＳ 明朝" w:eastAsia="ＭＳ 明朝" w:hAnsi="ＭＳ 明朝" w:cs="ＭＳ 明朝" w:hint="eastAsia"/>
+          <w:b/>
+          <w:bCs/>
+        </w:rPr>
+        <w:t>旨味</w:t>
+      </w:r>
+      <w:r>
+        <w:rPr>
+          <w:rFonts w:ascii="Ami R" w:eastAsia="Ami R" w:hAnsi="Ami R" w:cs="Ami R" w:hint="eastAsia"/>
+          <w:b/>
+          <w:bCs/>
+        </w:rPr>
+        <w:t>と</w:t>
+      </w:r>
+      <w:r>
+        <w:rPr>
+          <w:rFonts w:ascii="ＭＳ 明朝" w:eastAsia="ＭＳ 明朝" w:hAnsi="ＭＳ 明朝" w:cs="ＭＳ 明朝" w:hint="eastAsia"/>
+          <w:b/>
+          <w:bCs/>
+        </w:rPr>
+        <w:t>独特</w:t>
+      </w:r>
+      <w:r>
+        <w:rPr>
+          <w:rFonts w:ascii="Ami R" w:eastAsia="Ami R" w:hAnsi="Ami R" w:cs="Ami R" w:hint="eastAsia"/>
+          <w:b/>
+          <w:bCs/>
+        </w:rPr>
+        <w:t>の</w:t>
+      </w:r>
+      <w:r>
+        <w:rPr>
+          <w:rFonts w:ascii="ＭＳ 明朝" w:eastAsia="ＭＳ 明朝" w:hAnsi="ＭＳ 明朝" w:cs="ＭＳ 明朝" w:hint="eastAsia"/>
+          <w:b/>
+          <w:bCs/>
+        </w:rPr>
+        <w:t>香</w:t>
+      </w:r>
+      <w:r>
+        <w:rPr>
+          <w:rFonts w:ascii="Ami R" w:eastAsia="Ami R" w:hAnsi="Ami R" w:cs="Ami R" w:hint="eastAsia"/>
+          <w:b/>
+          <w:bCs/>
+        </w:rPr>
+        <w:t>り</w:t>
+      </w:r>
+      <w:r>
+        <w:rPr>
+          <w:rFonts w:ascii="ＭＳ 明朝" w:eastAsia="ＭＳ 明朝" w:hAnsi="ＭＳ 明朝" w:cs="ＭＳ 明朝" w:hint="eastAsia"/>
+          <w:b/>
+          <w:bCs/>
+        </w:rPr>
+        <w:t>博多・長浜</w:t>
+      </w:r>
+      <w:r>
+        <w:rPr>
+          <w:rFonts w:ascii="Ami R" w:eastAsia="Ami R" w:hAnsi="Ami R" w:cs="Ami R" w:hint="eastAsia"/>
+          <w:b/>
+          <w:bCs/>
+        </w:rPr>
+        <w:t>に</w:t>
+      </w:r>
+      <w:r>
+        <w:rPr>
+          <w:rFonts w:ascii="ＭＳ 明朝" w:eastAsia="ＭＳ 明朝" w:hAnsi="ＭＳ 明朝" w:cs="ＭＳ 明朝" w:hint="eastAsia"/>
+          <w:b/>
+          <w:bCs/>
+        </w:rPr>
+        <w:t>比</w:t>
+      </w:r>
+      <w:r>
+        <w:rPr>
+          <w:rFonts w:ascii="Ami R" w:eastAsia="Ami R" w:hAnsi="Ami R" w:cs="Ami R" w:hint="eastAsia"/>
+          <w:b/>
+          <w:bCs/>
+        </w:rPr>
+        <w:t>べるとやや</w:t>
+      </w:r>
+      <w:r>
+        <w:rPr>
+          <w:rFonts w:ascii="ＭＳ 明朝" w:eastAsia="ＭＳ 明朝" w:hAnsi="ＭＳ 明朝" w:cs="ＭＳ 明朝" w:hint="eastAsia"/>
+          <w:b/>
+          <w:bCs/>
+        </w:rPr>
+        <w:t>太</w:t>
+      </w:r>
+      <w:r>
+        <w:rPr>
+          <w:rFonts w:ascii="Ami R" w:eastAsia="Ami R" w:hAnsi="Ami R" w:cs="Ami R" w:hint="eastAsia"/>
+          <w:b/>
+          <w:bCs/>
+        </w:rPr>
+        <w:t>めの</w:t>
+      </w:r>
+      <w:r>
+        <w:rPr>
+          <w:rFonts w:ascii="ＭＳ 明朝" w:eastAsia="ＭＳ 明朝" w:hAnsi="ＭＳ 明朝" w:cs="ＭＳ 明朝" w:hint="eastAsia"/>
+          <w:b/>
+          <w:bCs/>
+        </w:rPr>
+        <w:t>中細</w:t>
+      </w:r>
+      <w:r>
+        <w:rPr>
+          <w:rFonts w:ascii="Ami R" w:eastAsia="Ami R" w:hAnsi="Ami R" w:cs="Ami R" w:hint="eastAsia"/>
+          <w:b/>
+          <w:bCs/>
+        </w:rPr>
+        <w:t>ストレ</w:t>
+      </w:r>
+      <w:r>
+        <w:rPr>
+          <w:rFonts w:ascii="ＭＳ 明朝" w:eastAsia="ＭＳ 明朝" w:hAnsi="ＭＳ 明朝" w:cs="ＭＳ 明朝" w:hint="eastAsia"/>
+          <w:b/>
+          <w:bCs/>
+        </w:rPr>
+        <w:t>ー</w:t>
+      </w:r>
+      <w:r>
+        <w:rPr>
+          <w:rFonts w:ascii="Ami R" w:eastAsia="Ami R" w:hAnsi="Ami R" w:cs="Ami R" w:hint="eastAsia"/>
+          <w:b/>
+          <w:bCs/>
+        </w:rPr>
+        <w:t>ト</w:t>
+      </w:r>
+      <w:r>
+        <w:rPr>
+          <w:rFonts w:ascii="ＭＳ 明朝" w:eastAsia="ＭＳ 明朝" w:hAnsi="ＭＳ 明朝" w:cs="ＭＳ 明朝" w:hint="eastAsia"/>
+          <w:b/>
+          <w:bCs/>
+        </w:rPr>
+        <w:t>麺</w:t>
+      </w:r>
+    </w:p>
+    <w:p>
+      <w:pPr>
+        <w:rPr>
+          <w:rFonts w:ascii="Ami R" w:hAnsiTheme="majorEastAsia" w:hint="eastAsia"/>
+          <w:b/>
+          <w:bCs/>
+        </w:rPr>
+      </w:pPr>
+      <w:r>
+        <w:rPr>
+          <w:rFonts w:ascii="ＭＳ 明朝" w:eastAsia="ＭＳ 明朝" w:hAnsi="ＭＳ 明朝" w:cs="ＭＳ 明朝" w:hint="eastAsia"/>
+          <w:b/>
+          <w:bCs/>
+        </w:rPr>
+        <w:t>博多</w:t>
+      </w:r>
+      <w:r>
+        <w:rPr>
+          <w:rFonts w:ascii="Ami R" w:eastAsia="Ami R" w:hAnsi="Ami R" w:cs="Ami R" w:hint="eastAsia"/>
+          <w:b/>
+          <w:bCs/>
+        </w:rPr>
+        <w:t>ラ</w:t>
+      </w:r>
+      <w:r>
+        <w:rPr>
+          <w:rFonts w:ascii="ＭＳ 明朝" w:eastAsia="ＭＳ 明朝" w:hAnsi="ＭＳ 明朝" w:cs="ＭＳ 明朝" w:hint="eastAsia"/>
+          <w:b/>
+          <w:bCs/>
+        </w:rPr>
+        <w:t>ー</w:t>
+      </w:r>
+      <w:r>
+        <w:rPr>
+          <w:rFonts w:ascii="Ami R" w:eastAsia="Ami R" w:hAnsi="Ami R" w:cs="Ami R" w:hint="eastAsia"/>
+          <w:b/>
+          <w:bCs/>
+        </w:rPr>
+        <w:t>メン</w:t>
+      </w:r>
+      <w:r>
+        <w:rPr>
+          <w:rFonts w:ascii="ＭＳ 明朝" w:eastAsia="ＭＳ 明朝" w:hAnsi="ＭＳ 明朝" w:cs="ＭＳ 明朝" w:hint="eastAsia"/>
+          <w:b/>
+          <w:bCs/>
+        </w:rPr>
+        <w:t>戦後</w:t>
+      </w:r>
+      <w:r>
+        <w:rPr>
+          <w:rFonts w:ascii="Ami R" w:eastAsia="Ami R" w:hAnsi="Ami R" w:cs="Ami R" w:hint="eastAsia"/>
+          <w:b/>
+          <w:bCs/>
+        </w:rPr>
+        <w:t>の</w:t>
+      </w:r>
+      <w:r>
+        <w:rPr>
+          <w:rFonts w:ascii="ＭＳ 明朝" w:eastAsia="ＭＳ 明朝" w:hAnsi="ＭＳ 明朝" w:cs="ＭＳ 明朝" w:hint="eastAsia"/>
+          <w:b/>
+          <w:bCs/>
+        </w:rPr>
+        <w:t>博多</w:t>
+      </w:r>
+      <w:r>
+        <w:rPr>
+          <w:rFonts w:ascii="Ami R" w:eastAsia="Ami R" w:hAnsi="Ami R" w:cs="Ami R" w:hint="eastAsia"/>
+          <w:b/>
+          <w:bCs/>
+        </w:rPr>
+        <w:t>の</w:t>
+      </w:r>
+      <w:r>
+        <w:rPr>
+          <w:rFonts w:ascii="ＭＳ 明朝" w:eastAsia="ＭＳ 明朝" w:hAnsi="ＭＳ 明朝" w:cs="ＭＳ 明朝" w:hint="eastAsia"/>
+          <w:b/>
+          <w:bCs/>
+        </w:rPr>
+        <w:t>屋台文化豚骨</w:t>
+      </w:r>
+      <w:r>
+        <w:rPr>
+          <w:rFonts w:ascii="Ami R" w:eastAsia="Ami R" w:hAnsi="Ami R" w:cs="Ami R" w:hint="eastAsia"/>
+          <w:b/>
+          <w:bCs/>
+        </w:rPr>
+        <w:t>を</w:t>
+      </w:r>
+      <w:r>
+        <w:rPr>
+          <w:rFonts w:ascii="ＭＳ 明朝" w:eastAsia="ＭＳ 明朝" w:hAnsi="ＭＳ 明朝" w:cs="ＭＳ 明朝" w:hint="eastAsia"/>
+          <w:b/>
+          <w:bCs/>
+        </w:rPr>
+        <w:t>強火</w:t>
+      </w:r>
+      <w:r>
+        <w:rPr>
+          <w:rFonts w:ascii="Ami R" w:eastAsia="Ami R" w:hAnsi="Ami R" w:cs="Ami R" w:hint="eastAsia"/>
+          <w:b/>
+          <w:bCs/>
+        </w:rPr>
+        <w:t>で</w:t>
+      </w:r>
+      <w:r>
+        <w:rPr>
+          <w:rFonts w:ascii="ＭＳ 明朝" w:eastAsia="ＭＳ 明朝" w:hAnsi="ＭＳ 明朝" w:cs="ＭＳ 明朝" w:hint="eastAsia"/>
+          <w:b/>
+          <w:bCs/>
+        </w:rPr>
+        <w:t>炊</w:t>
+      </w:r>
+      <w:r>
+        <w:rPr>
+          <w:rFonts w:ascii="Ami R" w:eastAsia="Ami R" w:hAnsi="Ami R" w:cs="Ami R" w:hint="eastAsia"/>
+          <w:b/>
+          <w:bCs/>
+        </w:rPr>
+        <w:t>き</w:t>
+      </w:r>
+      <w:r>
+        <w:rPr>
+          <w:rFonts w:ascii="ＭＳ 明朝" w:eastAsia="ＭＳ 明朝" w:hAnsi="ＭＳ 明朝" w:cs="ＭＳ 明朝" w:hint="eastAsia"/>
+          <w:b/>
+          <w:bCs/>
+        </w:rPr>
+        <w:t>出</w:t>
+      </w:r>
+      <w:r>
+        <w:rPr>
+          <w:rFonts w:ascii="Ami R" w:eastAsia="Ami R" w:hAnsi="Ami R" w:cs="Ami R" w:hint="eastAsia"/>
+          <w:b/>
+          <w:bCs/>
+        </w:rPr>
+        <w:t>したクリ</w:t>
+      </w:r>
+      <w:r>
+        <w:rPr>
+          <w:rFonts w:ascii="ＭＳ 明朝" w:eastAsia="ＭＳ 明朝" w:hAnsi="ＭＳ 明朝" w:cs="ＭＳ 明朝" w:hint="eastAsia"/>
+          <w:b/>
+          <w:bCs/>
+        </w:rPr>
+        <w:t>ー</w:t>
+      </w:r>
+      <w:r>
+        <w:rPr>
+          <w:rFonts w:ascii="Ami R" w:eastAsia="Ami R" w:hAnsi="Ami R" w:cs="Ami R" w:hint="eastAsia"/>
+          <w:b/>
+          <w:bCs/>
+        </w:rPr>
+        <w:t>ミ</w:t>
+      </w:r>
+      <w:r>
+        <w:rPr>
+          <w:rFonts w:ascii="ＭＳ 明朝" w:eastAsia="ＭＳ 明朝" w:hAnsi="ＭＳ 明朝" w:cs="ＭＳ 明朝" w:hint="eastAsia"/>
+          <w:b/>
+          <w:bCs/>
+        </w:rPr>
+        <w:t>ー</w:t>
+      </w:r>
+      <w:r>
+        <w:rPr>
+          <w:rFonts w:ascii="Ami R" w:eastAsia="Ami R" w:hAnsi="Ami R" w:cs="Ami R" w:hint="eastAsia"/>
+          <w:b/>
+          <w:bCs/>
+        </w:rPr>
+        <w:t>な</w:t>
+      </w:r>
+      <w:r>
+        <w:rPr>
+          <w:rFonts w:ascii="ＭＳ 明朝" w:eastAsia="ＭＳ 明朝" w:hAnsi="ＭＳ 明朝" w:cs="ＭＳ 明朝" w:hint="eastAsia"/>
+          <w:b/>
+          <w:bCs/>
+        </w:rPr>
+        <w:t>白濁</w:t>
+      </w:r>
+      <w:r>
+        <w:rPr>
+          <w:rFonts w:ascii="Ami R" w:eastAsia="Ami R" w:hAnsi="Ami R" w:cs="Ami R" w:hint="eastAsia"/>
+          <w:b/>
+          <w:bCs/>
+        </w:rPr>
+        <w:t>ス</w:t>
+      </w:r>
+      <w:r>
+        <w:rPr>
+          <w:rFonts w:ascii="ＭＳ 明朝" w:eastAsia="ＭＳ 明朝" w:hAnsi="ＭＳ 明朝" w:cs="ＭＳ 明朝" w:hint="eastAsia"/>
+          <w:b/>
+          <w:bCs/>
+        </w:rPr>
+        <w:t>ー</w:t>
+      </w:r>
+      <w:r>
+        <w:rPr>
+          <w:rFonts w:ascii="Ami R" w:eastAsia="Ami R" w:hAnsi="Ami R" w:cs="Ami R" w:hint="eastAsia"/>
+          <w:b/>
+          <w:bCs/>
+        </w:rPr>
+        <w:t>プコクがありつつも、</w:t>
+      </w:r>
+      <w:r>
+        <w:rPr>
+          <w:rFonts w:ascii="ＭＳ 明朝" w:eastAsia="ＭＳ 明朝" w:hAnsi="ＭＳ 明朝" w:cs="ＭＳ 明朝" w:hint="eastAsia"/>
+          <w:b/>
+          <w:bCs/>
+        </w:rPr>
+        <w:t>比較的</w:t>
+      </w:r>
+      <w:r>
+        <w:rPr>
+          <w:rFonts w:ascii="Ami R" w:eastAsia="Ami R" w:hAnsi="Ami R" w:cs="Ami R" w:hint="eastAsia"/>
+          <w:b/>
+          <w:bCs/>
+        </w:rPr>
+        <w:t>マイルド</w:t>
+      </w:r>
+      <w:r>
+        <w:rPr>
+          <w:rFonts w:ascii="ＭＳ 明朝" w:eastAsia="ＭＳ 明朝" w:hAnsi="ＭＳ 明朝" w:cs="ＭＳ 明朝" w:hint="eastAsia"/>
+          <w:b/>
+          <w:bCs/>
+        </w:rPr>
+        <w:t>極細</w:t>
+      </w:r>
+      <w:r>
+        <w:rPr>
+          <w:rFonts w:ascii="Ami R" w:eastAsia="Ami R" w:hAnsi="Ami R" w:cs="Ami R" w:hint="eastAsia"/>
+          <w:b/>
+          <w:bCs/>
+        </w:rPr>
+        <w:t>ストレ</w:t>
+      </w:r>
+      <w:r>
+        <w:rPr>
+          <w:rFonts w:ascii="ＭＳ 明朝" w:eastAsia="ＭＳ 明朝" w:hAnsi="ＭＳ 明朝" w:cs="ＭＳ 明朝" w:hint="eastAsia"/>
+          <w:b/>
+          <w:bCs/>
+        </w:rPr>
+        <w:t>ー</w:t>
+      </w:r>
+      <w:r>
+        <w:rPr>
+          <w:rFonts w:ascii="Ami R" w:eastAsia="Ami R" w:hAnsi="Ami R" w:cs="Ami R" w:hint="eastAsia"/>
+          <w:b/>
+          <w:bCs/>
+        </w:rPr>
+        <w:t>ト</w:t>
+      </w:r>
+      <w:r>
+        <w:rPr>
+          <w:rFonts w:ascii="ＭＳ 明朝" w:eastAsia="ＭＳ 明朝" w:hAnsi="ＭＳ 明朝" w:cs="ＭＳ 明朝" w:hint="eastAsia"/>
+          <w:b/>
+          <w:bCs/>
+        </w:rPr>
+        <w:t>麺</w:t>
+      </w:r>
+      <w:r>
+        <w:rPr>
+          <w:rFonts w:ascii="Ami R" w:eastAsia="Ami R" w:hAnsi="Ami R" w:cs="Ami R" w:hint="eastAsia"/>
+          <w:b/>
+          <w:bCs/>
+        </w:rPr>
+        <w:t>。</w:t>
+      </w:r>
+      <w:r>
+        <w:rPr>
+          <w:rFonts w:ascii="ＭＳ 明朝" w:eastAsia="ＭＳ 明朝" w:hAnsi="ＭＳ 明朝" w:cs="ＭＳ 明朝" w:hint="eastAsia"/>
+          <w:b/>
+          <w:bCs/>
+        </w:rPr>
+        <w:t>加水率</w:t>
+      </w:r>
+      <w:r>
+        <w:rPr>
+          <w:rFonts w:ascii="Ami R" w:eastAsia="Ami R" w:hAnsi="Ami R" w:cs="Ami R" w:hint="eastAsia"/>
+          <w:b/>
+          <w:bCs/>
+        </w:rPr>
+        <w:t>が</w:t>
+      </w:r>
+      <w:r>
+        <w:rPr>
+          <w:rFonts w:ascii="ＭＳ 明朝" w:eastAsia="ＭＳ 明朝" w:hAnsi="ＭＳ 明朝" w:cs="ＭＳ 明朝" w:hint="eastAsia"/>
+          <w:b/>
+          <w:bCs/>
+        </w:rPr>
+        <w:t>低</w:t>
+      </w:r>
+      <w:r>
+        <w:rPr>
+          <w:rFonts w:ascii="Ami R" w:eastAsia="Ami R" w:hAnsi="Ami R" w:cs="Ami R" w:hint="eastAsia"/>
+          <w:b/>
+          <w:bCs/>
+        </w:rPr>
+        <w:t>くス</w:t>
+      </w:r>
+      <w:r>
+        <w:rPr>
+          <w:rFonts w:ascii="ＭＳ 明朝" w:eastAsia="ＭＳ 明朝" w:hAnsi="ＭＳ 明朝" w:cs="ＭＳ 明朝" w:hint="eastAsia"/>
+          <w:b/>
+          <w:bCs/>
+        </w:rPr>
+        <w:t>ー</w:t>
+      </w:r>
+      <w:r>
+        <w:rPr>
+          <w:rFonts w:ascii="Ami R" w:eastAsia="Ami R" w:hAnsi="Ami R" w:cs="Ami R" w:hint="eastAsia"/>
+          <w:b/>
+          <w:bCs/>
+        </w:rPr>
+        <w:t>プを</w:t>
+      </w:r>
+      <w:r>
+        <w:rPr>
+          <w:rFonts w:ascii="ＭＳ 明朝" w:eastAsia="ＭＳ 明朝" w:hAnsi="ＭＳ 明朝" w:cs="ＭＳ 明朝" w:hint="eastAsia"/>
+          <w:b/>
+          <w:bCs/>
+        </w:rPr>
+        <w:t>吸</w:t>
+      </w:r>
+      <w:r>
+        <w:rPr>
+          <w:rFonts w:ascii="Ami R" w:eastAsia="Ami R" w:hAnsi="Ami R" w:cs="Ami R" w:hint="eastAsia"/>
+          <w:b/>
+          <w:bCs/>
+        </w:rPr>
+        <w:t>いやすい</w:t>
+      </w:r>
+    </w:p>
+    <w:p>
+      <w:pPr>
+        <w:rPr>
+          <w:rFonts w:ascii="Ami R" w:eastAsia="Ami R" w:hAnsiTheme="majorEastAsia" w:hint="eastAsia"/>
+        </w:rPr>
+      </w:pPr>
+      <w:r>
+        <w:rPr>
+          <w:rFonts w:ascii="ＭＳ 明朝" w:eastAsia="ＭＳ 明朝" w:hAnsi="ＭＳ 明朝" w:cs="ＭＳ 明朝" w:hint="eastAsia"/>
+          <w:b/>
+          <w:bCs/>
+        </w:rPr>
+        <w:t>長浜</w:t>
+      </w:r>
+      <w:r>
+        <w:rPr>
+          <w:rFonts w:ascii="Ami R" w:eastAsia="Ami R" w:hAnsi="Ami R" w:cs="Ami R" w:hint="eastAsia"/>
+          <w:b/>
+          <w:bCs/>
+        </w:rPr>
+        <w:t>ラ</w:t>
+      </w:r>
+      <w:r>
+        <w:rPr>
+          <w:rFonts w:ascii="ＭＳ 明朝" w:eastAsia="ＭＳ 明朝" w:hAnsi="ＭＳ 明朝" w:cs="ＭＳ 明朝" w:hint="eastAsia"/>
+          <w:b/>
+          <w:bCs/>
+        </w:rPr>
+        <w:t>ー</w:t>
+      </w:r>
+      <w:r>
+        <w:rPr>
+          <w:rFonts w:ascii="Ami R" w:eastAsia="Ami R" w:hAnsi="Ami R" w:cs="Ami R" w:hint="eastAsia"/>
+          <w:b/>
+          <w:bCs/>
+        </w:rPr>
+        <w:t>メン</w:t>
+      </w:r>
+      <w:r>
+        <w:rPr>
+          <w:rFonts w:ascii="ＭＳ 明朝" w:eastAsia="ＭＳ 明朝" w:hAnsi="ＭＳ 明朝" w:cs="ＭＳ 明朝" w:hint="eastAsia"/>
+        </w:rPr>
+        <w:t>魚市場</w:t>
+      </w:r>
+      <w:r>
+        <w:rPr>
+          <w:rFonts w:ascii="Ami R" w:eastAsia="Ami R" w:hAnsi="Ami R" w:cs="Ami R" w:hint="eastAsia"/>
+        </w:rPr>
+        <w:t>（</w:t>
+      </w:r>
+      <w:r>
+        <w:rPr>
+          <w:rFonts w:ascii="ＭＳ 明朝" w:eastAsia="ＭＳ 明朝" w:hAnsi="ＭＳ 明朝" w:cs="ＭＳ 明朝" w:hint="eastAsia"/>
+        </w:rPr>
+        <w:t>長浜</w:t>
+      </w:r>
+      <w:r>
+        <w:rPr>
+          <w:rFonts w:ascii="Ami R" w:eastAsia="Ami R" w:hAnsi="Ami R" w:cs="Ami R" w:hint="eastAsia"/>
+        </w:rPr>
+        <w:t>）の</w:t>
+      </w:r>
+      <w:r>
+        <w:rPr>
+          <w:rFonts w:ascii="ＭＳ 明朝" w:eastAsia="ＭＳ 明朝" w:hAnsi="ＭＳ 明朝" w:cs="ＭＳ 明朝" w:hint="eastAsia"/>
+        </w:rPr>
+        <w:t>労働者向</w:t>
+      </w:r>
+      <w:r>
+        <w:rPr>
+          <w:rFonts w:ascii="Ami R" w:eastAsia="Ami R" w:hAnsi="Ami R" w:cs="Ami R" w:hint="eastAsia"/>
+        </w:rPr>
+        <w:t>け</w:t>
+      </w:r>
+      <w:r>
+        <w:rPr>
+          <w:rFonts w:ascii="ＭＳ 明朝" w:eastAsia="ＭＳ 明朝" w:hAnsi="ＭＳ 明朝" w:cs="ＭＳ 明朝" w:hint="eastAsia"/>
+        </w:rPr>
+        <w:t>競</w:t>
+      </w:r>
+      <w:r>
+        <w:rPr>
+          <w:rFonts w:ascii="Ami R" w:eastAsia="Ami R" w:hAnsi="Ami R" w:cs="Ami R" w:hint="eastAsia"/>
+        </w:rPr>
+        <w:t>りの</w:t>
+      </w:r>
+      <w:r>
+        <w:rPr>
+          <w:rFonts w:ascii="ＭＳ 明朝" w:eastAsia="ＭＳ 明朝" w:hAnsi="ＭＳ 明朝" w:cs="ＭＳ 明朝" w:hint="eastAsia"/>
+        </w:rPr>
+        <w:t>合間</w:t>
+      </w:r>
+      <w:r>
+        <w:rPr>
+          <w:rFonts w:ascii="Ami R" w:eastAsia="Ami R" w:hAnsi="Ami R" w:cs="Ami R" w:hint="eastAsia"/>
+        </w:rPr>
+        <w:t>に</w:t>
+      </w:r>
+      <w:r>
+        <w:rPr>
+          <w:rFonts w:ascii="ＭＳ 明朝" w:eastAsia="ＭＳ 明朝" w:hAnsi="ＭＳ 明朝" w:cs="ＭＳ 明朝" w:hint="eastAsia"/>
+        </w:rPr>
+        <w:t>素早</w:t>
+      </w:r>
+      <w:r>
+        <w:rPr>
+          <w:rFonts w:ascii="Ami R" w:eastAsia="Ami R" w:hAnsi="Ami R" w:cs="Ami R" w:hint="eastAsia"/>
+        </w:rPr>
+        <w:t>く</w:t>
+      </w:r>
+      <w:r>
+        <w:rPr>
+          <w:rFonts w:ascii="ＭＳ 明朝" w:eastAsia="ＭＳ 明朝" w:hAnsi="ＭＳ 明朝" w:cs="ＭＳ 明朝" w:hint="eastAsia"/>
+        </w:rPr>
+        <w:t>食</w:t>
+      </w:r>
+      <w:r>
+        <w:rPr>
+          <w:rFonts w:ascii="Ami R" w:eastAsia="Ami R" w:hAnsi="Ami R" w:cs="Ami R" w:hint="eastAsia"/>
+        </w:rPr>
+        <w:t>べられるよう、</w:t>
+      </w:r>
+      <w:r>
+        <w:rPr>
+          <w:rFonts w:ascii="ＭＳ 明朝" w:eastAsia="ＭＳ 明朝" w:hAnsi="ＭＳ 明朝" w:cs="ＭＳ 明朝" w:hint="eastAsia"/>
+        </w:rPr>
+        <w:t>極</w:t>
+      </w:r>
+      <w:r>
+        <w:rPr>
+          <w:rFonts w:ascii="Ami R" w:eastAsia="Ami R" w:hAnsi="Ami R" w:cs="Ami R" w:hint="eastAsia"/>
+        </w:rPr>
+        <w:t>めてライトでさらっとした</w:t>
+      </w:r>
+      <w:r>
+        <w:rPr>
+          <w:rFonts w:ascii="ＭＳ 明朝" w:eastAsia="ＭＳ 明朝" w:hAnsi="ＭＳ 明朝" w:cs="ＭＳ 明朝" w:hint="eastAsia"/>
+        </w:rPr>
+        <w:t>塩気</w:t>
+      </w:r>
+      <w:r>
+        <w:rPr>
+          <w:rFonts w:ascii="Ami R" w:eastAsia="Ami R" w:hAnsi="Ami R" w:cs="Ami R" w:hint="eastAsia"/>
+        </w:rPr>
+        <w:t>のあるス</w:t>
+      </w:r>
+      <w:r>
+        <w:rPr>
+          <w:rFonts w:ascii="ＭＳ 明朝" w:eastAsia="ＭＳ 明朝" w:hAnsi="ＭＳ 明朝" w:cs="ＭＳ 明朝" w:hint="eastAsia"/>
+        </w:rPr>
+        <w:t>ー</w:t>
+      </w:r>
+      <w:r>
+        <w:rPr>
+          <w:rFonts w:ascii="Ami R" w:eastAsia="Ami R" w:hAnsi="Ami R" w:cs="Ami R" w:hint="eastAsia"/>
+        </w:rPr>
+        <w:t>プ。</w:t>
+      </w:r>
+      <w:r>
+        <w:rPr>
+          <w:rFonts w:ascii="ＭＳ 明朝" w:eastAsia="ＭＳ 明朝" w:hAnsi="ＭＳ 明朝" w:cs="ＭＳ 明朝" w:hint="eastAsia"/>
+        </w:rPr>
+        <w:t>超極細麺</w:t>
+      </w:r>
+      <w:r>
+        <w:rPr>
+          <w:rFonts w:ascii="Ami R" w:eastAsia="Ami R" w:hAnsi="Ami R" w:cs="Ami R" w:hint="eastAsia"/>
+        </w:rPr>
+        <w:t>。</w:t>
+      </w:r>
+      <w:r>
+        <w:rPr>
+          <w:rFonts w:ascii="ＭＳ 明朝" w:eastAsia="ＭＳ 明朝" w:hAnsi="ＭＳ 明朝" w:cs="ＭＳ 明朝" w:hint="eastAsia"/>
+        </w:rPr>
+        <w:t>茹</w:t>
+      </w:r>
+      <w:r>
+        <w:rPr>
+          <w:rFonts w:ascii="Ami R" w:eastAsia="Ami R" w:hAnsi="Ami R" w:cs="Ami R" w:hint="eastAsia"/>
+        </w:rPr>
+        <w:t>で</w:t>
+      </w:r>
+      <w:r>
+        <w:rPr>
+          <w:rFonts w:ascii="ＭＳ 明朝" w:eastAsia="ＭＳ 明朝" w:hAnsi="ＭＳ 明朝" w:cs="ＭＳ 明朝" w:hint="eastAsia"/>
+        </w:rPr>
+        <w:t>時間</w:t>
+      </w:r>
+      <w:r>
+        <w:rPr>
+          <w:rFonts w:ascii="Ami R" w:eastAsia="Ami R" w:hAnsi="Ami R" w:cs="Ami R" w:hint="eastAsia"/>
+        </w:rPr>
+        <w:t>を</w:t>
+      </w:r>
+      <w:r>
+        <w:rPr>
+          <w:rFonts w:ascii="ＭＳ 明朝" w:eastAsia="ＭＳ 明朝" w:hAnsi="ＭＳ 明朝" w:cs="ＭＳ 明朝" w:hint="eastAsia"/>
+        </w:rPr>
+        <w:t>短縮</w:t>
+      </w:r>
+      <w:r>
+        <w:rPr>
+          <w:rFonts w:ascii="Ami R" w:eastAsia="Ami R" w:hAnsi="Ami R" w:cs="Ami R" w:hint="eastAsia"/>
+        </w:rPr>
+        <w:t>するために</w:t>
+      </w:r>
+      <w:r>
+        <w:rPr>
+          <w:rFonts w:ascii="ＭＳ 明朝" w:eastAsia="ＭＳ 明朝" w:hAnsi="ＭＳ 明朝" w:cs="ＭＳ 明朝" w:hint="eastAsia"/>
+        </w:rPr>
+        <w:t>生</w:t>
+      </w:r>
+      <w:r>
+        <w:rPr>
+          <w:rFonts w:ascii="Ami R" w:eastAsia="Ami R" w:hAnsi="Ami R" w:cs="Ami R" w:hint="eastAsia"/>
+        </w:rPr>
+        <w:t>まれた。「バリカタ」</w:t>
+      </w:r>
+      <w:r>
+        <w:rPr>
+          <w:rFonts w:ascii="ＭＳ 明朝" w:eastAsia="ＭＳ 明朝" w:hAnsi="ＭＳ 明朝" w:cs="ＭＳ 明朝" w:hint="eastAsia"/>
+        </w:rPr>
+        <w:t>等</w:t>
+      </w:r>
+      <w:r>
+        <w:rPr>
+          <w:rFonts w:ascii="Ami R" w:eastAsia="Ami R" w:hAnsi="Ami R" w:cs="Ami R" w:hint="eastAsia"/>
+        </w:rPr>
+        <w:t>の</w:t>
+      </w:r>
+      <w:r>
+        <w:rPr>
+          <w:rFonts w:ascii="ＭＳ 明朝" w:eastAsia="ＭＳ 明朝" w:hAnsi="ＭＳ 明朝" w:cs="ＭＳ 明朝" w:hint="eastAsia"/>
+        </w:rPr>
+        <w:t>発祥</w:t>
+      </w:r>
+      <w:r>
+        <w:rPr>
+          <w:rFonts w:ascii="Ami R" w:eastAsia="Ami R" w:hAnsi="Ami R" w:cs="Ami R" w:hint="eastAsia"/>
+        </w:rPr>
+        <w:t>。</w:t>
+      </w:r>
     </w:p>
     <w:sectPr>
       <w:pgSz w:w="11906" w:h="16838"/>
